--- a/source/fr/0-what-an-ai-is.docx
+++ b/source/fr/0-what-an-ai-is.docx
@@ -45,7 +45,7 @@
           <w:sz w:val="18"/>
           <w:szCs w:val="18"/>
         </w:rPr>
-        <w:t>Version 1.2 · Août 2026 · Hans Tandt</w:t>
+        <w:t>Version 1.3 · Septembre 2026 · Hans Tandt</w:t>
       </w:r>
     </w:p>
     <w:p>
